--- a/S08/Lecture-Notes-S08.docx
+++ b/S08/Lecture-Notes-S08.docx
@@ -2,7 +2,7 @@
 <file path=word/document.xml><?xml version="1.0" encoding="utf-8"?>
 <w:document xmlns:w="http://schemas.openxmlformats.org/wordprocessingml/2006/main" xmlns:m="http://schemas.openxmlformats.org/officeDocument/2006/math" xmlns:r="http://schemas.openxmlformats.org/officeDocument/2006/relationships" xmlns:o="urn:schemas-microsoft-com:office:office" xmlns:v="urn:schemas-microsoft-com:vml" xmlns:w10="urn:schemas-microsoft-com:office:word" xmlns:a="http://schemas.openxmlformats.org/drawingml/2006/main" xmlns:pic="http://schemas.openxmlformats.org/drawingml/2006/picture" xmlns:wp="http://schemas.openxmlformats.org/drawingml/2006/wordprocessingDrawing">
   <w:body>
-    <w:bookmarkStart w:id="14" w:name="Xba70b1d0e86318ebdcfa501e93df4ec5a012b92"/>
+    <w:bookmarkStart w:id="15" w:name="Xba70b1d0e86318ebdcfa501e93df4ec5a012b92"/>
     <w:p>
       <w:pPr>
         <w:pStyle w:val="Heading1"/>
@@ -42,7 +42,21 @@
         <w:t xml:space="preserve"> </w:t>
       </w:r>
       <w:r>
-        <w:t xml:space="preserve">Nguyễn An Khương (Khoa Khoa học &amp; Kỹ thuật Máy tính, Trường ĐHBK Tp. HCM)</w:t>
+        <w:t xml:space="preserve">Nguyễn An Khương (Khoa Khoa học &amp; Kỹ thuật Máy tính, Trường ĐHBK Tp. HCM ·</w:t>
+      </w:r>
+      <w:r>
+        <w:t xml:space="preserve"> </w:t>
+      </w:r>
+      <w:hyperlink r:id="rId9">
+        <w:r>
+          <w:rPr>
+            <w:rStyle w:val="Hyperlink"/>
+          </w:rPr>
+          <w:t xml:space="preserve">ORCID: 0000-0002-9910-6387</w:t>
+        </w:r>
+      </w:hyperlink>
+      <w:r>
+        <w:t xml:space="preserve">)</w:t>
       </w:r>
       <w:r>
         <w:br/>
@@ -68,7 +82,7 @@
         </w:pict>
       </w:r>
     </w:p>
-    <w:bookmarkStart w:id="9" w:name="X8ff9e616915af645f4475f651aed86ec871c0ae"/>
+    <w:bookmarkStart w:id="10" w:name="X8ff9e616915af645f4475f651aed86ec871c0ae"/>
     <w:p>
       <w:pPr>
         <w:pStyle w:val="Heading2"/>
@@ -202,8 +216,8 @@
         </w:pict>
       </w:r>
     </w:p>
-    <w:bookmarkEnd w:id="9"/>
-    <w:bookmarkStart w:id="10" w:name="X774dd23d65cd8f9f09afb74b80633cd1520f2a3"/>
+    <w:bookmarkEnd w:id="10"/>
+    <w:bookmarkStart w:id="11" w:name="X774dd23d65cd8f9f09afb74b80633cd1520f2a3"/>
     <w:p>
       <w:pPr>
         <w:pStyle w:val="Heading2"/>
@@ -388,8 +402,8 @@
         </w:pict>
       </w:r>
     </w:p>
-    <w:bookmarkEnd w:id="10"/>
-    <w:bookmarkStart w:id="13" w:name="tài-liệu-tham-khảo-mở-rộng"/>
+    <w:bookmarkEnd w:id="11"/>
+    <w:bookmarkStart w:id="14" w:name="tài-liệu-tham-khảo-mở-rộng"/>
     <w:p>
       <w:pPr>
         <w:pStyle w:val="Heading2"/>
@@ -432,7 +446,7 @@
       <w:r>
         <w:t xml:space="preserve"> </w:t>
       </w:r>
-      <w:hyperlink r:id="rId11">
+      <w:hyperlink r:id="rId12">
         <w:r>
           <w:rPr>
             <w:rStyle w:val="Hyperlink"/>
@@ -459,7 +473,7 @@
       <w:r>
         <w:t xml:space="preserve"> </w:t>
       </w:r>
-      <w:hyperlink r:id="rId12">
+      <w:hyperlink r:id="rId13">
         <w:r>
           <w:rPr>
             <w:rStyle w:val="Hyperlink"/>
@@ -468,8 +482,8 @@
         </w:r>
       </w:hyperlink>
     </w:p>
-    <w:bookmarkEnd w:id="13"/>
     <w:bookmarkEnd w:id="14"/>
+    <w:bookmarkEnd w:id="15"/>
     <w:sectPr>
       <w:footnotePr>
         <w:numRestart w:val="eachSect"/>
